--- a/MealDeal/Gesellschaftervertrag_UG_ausgefuellt.docx
+++ b/MealDeal/Gesellschaftervertrag_UG_ausgefuellt.docx
@@ -346,7 +346,7 @@
           <w:b/>
           <w:color w:val="000000"/>
         </w:rPr>
-        <w:t>Entwicklung, Vertrieb und Betrieb von Softwareanwendungen und digitalen Plattformen, insbesondere im Bereich Lebensmittel und E-Commerce, sowie die Erbringung von IT-Dienstleistungen und alle damit zusammenhängenden Tätigkeiten.</w:t>
+        <w:t>Entwicklung, Vertrieb und Betrieb von Software, Anwendungen, Plattformen und digitalen Diensten aller Art, insbesondere in den Bereichen künstliche Intelligenz, Datenverarbeitung und Automatisierung, sowie die Erbringung von IT-Beratungs- und Entwicklungsdienstleistungen und der Handel mit digitalen und physischen Produkten. Die Gesellschaft ist zu allen Geschäften und Maßnahmen berechtigt, die dem Gesellschaftszweck unmittelbar oder mittelbar zu dienen geeignet sind.</w:t>
       </w:r>
     </w:p>
     <w:p>
